--- a/lessons/2-2/downloads/reveal/teacher/2.2-exit-tickets.docx
+++ b/lessons/2-2/downloads/reveal/teacher/2.2-exit-tickets.docx
@@ -4,6 +4,7 @@
   <w:body>
     <w:p>
       <w:pPr>
+        <w:pStyle w:val="Heading1"/>
         <w:tabs>
           <w:tab w:val="left" w:pos="5200"/>
           <w:tab w:val="right" w:leader="underscore" w:pos="9504"/>
@@ -34,7 +35,7 @@
         <w:rPr>
           <w:rFonts w:ascii="Avenir Next" w:hAnsi="Avenir Next" w:cs="Avenir Next" w:eastAsia="Avenir Next"/>
           <w:color w:val="1A1A1A"/>
-          <w:sz w:val="18"/>
+          <w:sz w:val="22"/>
           <w:szCs w:val="18"/>
         </w:rPr>
         <w:t xml:space="preserve">Name</w:t>
@@ -119,25 +120,25 @@
                 <w:rFonts w:ascii="Avenir Next" w:hAnsi="Avenir Next" w:cs="Avenir Next" w:eastAsia="Avenir Next"/>
                 <w:b/>
                 <w:color w:val="1A1A1A"/>
+                <w:sz w:val="22"/>
+                <w:szCs w:val="20"/>
+              </w:rPr>
+              <w:t xml:space="preserve">1.</w:t>
+            </w:r>
+            <w:r>
+              <w:rPr>
+                <w:rFonts w:ascii="Avenir Next" w:hAnsi="Avenir Next" w:cs="Avenir Next" w:eastAsia="Avenir Next"/>
+                <w:color w:val="1A1A1A"/>
                 <w:sz w:val="20"/>
                 <w:szCs w:val="20"/>
               </w:rPr>
-              <w:t xml:space="preserve">1.</w:t>
-            </w:r>
-            <w:r>
-              <w:rPr>
-                <w:rFonts w:ascii="Avenir Next" w:hAnsi="Avenir Next" w:cs="Avenir Next" w:eastAsia="Avenir Next"/>
-                <w:color w:val="1A1A1A"/>
-                <w:sz w:val="20"/>
-                <w:szCs w:val="20"/>
-              </w:rPr>
               <w:tab/>
             </w:r>
             <w:r>
               <w:rPr>
                 <w:rFonts w:ascii="Avenir Next" w:hAnsi="Avenir Next" w:cs="Avenir Next" w:eastAsia="Avenir Next"/>
                 <w:color w:val="1A1A1A"/>
-                <w:sz w:val="20"/>
+                <w:sz w:val="22"/>
                 <w:szCs w:val="20"/>
               </w:rPr>
               <w:t xml:space="preserve">Data: 7, 14, 22, 18, 3, 25, 11. Find each frequency.</w:t>
@@ -193,25 +194,25 @@
                       <w:rFonts w:ascii="Avenir Next" w:hAnsi="Avenir Next" w:cs="Avenir Next" w:eastAsia="Avenir Next"/>
                       <w:b/>
                       <w:color w:val="003A70"/>
+                      <w:sz w:val="22"/>
+                      <w:szCs w:val="20"/>
+                    </w:rPr>
+                    <w:t xml:space="preserve">a.</w:t>
+                  </w:r>
+                  <w:r>
+                    <w:rPr>
+                      <w:rFonts w:ascii="Avenir Next" w:hAnsi="Avenir Next" w:cs="Avenir Next" w:eastAsia="Avenir Next"/>
+                      <w:color w:val="1A1A1A"/>
                       <w:sz w:val="20"/>
                       <w:szCs w:val="20"/>
                     </w:rPr>
-                    <w:t xml:space="preserve">a.</w:t>
-                  </w:r>
-                  <w:r>
-                    <w:rPr>
-                      <w:rFonts w:ascii="Avenir Next" w:hAnsi="Avenir Next" w:cs="Avenir Next" w:eastAsia="Avenir Next"/>
-                      <w:color w:val="1A1A1A"/>
-                      <w:sz w:val="20"/>
-                      <w:szCs w:val="20"/>
-                    </w:rPr>
                     <w:tab/>
                   </w:r>
                   <w:r>
                     <w:rPr>
                       <w:rFonts w:ascii="Avenir Next" w:hAnsi="Avenir Next" w:cs="Avenir Next" w:eastAsia="Avenir Next"/>
                       <w:color w:val="1A1A1A"/>
-                      <w:sz w:val="20"/>
+                      <w:sz w:val="22"/>
                       <w:szCs w:val="20"/>
                     </w:rPr>
                     <w:t xml:space="preserve">0–9:</w:t>
@@ -255,25 +256,25 @@
                       <w:rFonts w:ascii="Avenir Next" w:hAnsi="Avenir Next" w:cs="Avenir Next" w:eastAsia="Avenir Next"/>
                       <w:b/>
                       <w:color w:val="003A70"/>
+                      <w:sz w:val="22"/>
+                      <w:szCs w:val="20"/>
+                    </w:rPr>
+                    <w:t xml:space="preserve">b.</w:t>
+                  </w:r>
+                  <w:r>
+                    <w:rPr>
+                      <w:rFonts w:ascii="Avenir Next" w:hAnsi="Avenir Next" w:cs="Avenir Next" w:eastAsia="Avenir Next"/>
+                      <w:color w:val="1A1A1A"/>
                       <w:sz w:val="20"/>
                       <w:szCs w:val="20"/>
                     </w:rPr>
-                    <w:t xml:space="preserve">b.</w:t>
-                  </w:r>
-                  <w:r>
-                    <w:rPr>
-                      <w:rFonts w:ascii="Avenir Next" w:hAnsi="Avenir Next" w:cs="Avenir Next" w:eastAsia="Avenir Next"/>
-                      <w:color w:val="1A1A1A"/>
-                      <w:sz w:val="20"/>
-                      <w:szCs w:val="20"/>
-                    </w:rPr>
                     <w:tab/>
                   </w:r>
                   <w:r>
                     <w:rPr>
                       <w:rFonts w:ascii="Avenir Next" w:hAnsi="Avenir Next" w:cs="Avenir Next" w:eastAsia="Avenir Next"/>
                       <w:color w:val="1A1A1A"/>
-                      <w:sz w:val="20"/>
+                      <w:sz w:val="22"/>
                       <w:szCs w:val="20"/>
                     </w:rPr>
                     <w:t xml:space="preserve">10–19:</w:t>
@@ -317,25 +318,25 @@
                       <w:rFonts w:ascii="Avenir Next" w:hAnsi="Avenir Next" w:cs="Avenir Next" w:eastAsia="Avenir Next"/>
                       <w:b/>
                       <w:color w:val="003A70"/>
+                      <w:sz w:val="22"/>
+                      <w:szCs w:val="20"/>
+                    </w:rPr>
+                    <w:t xml:space="preserve">c.</w:t>
+                  </w:r>
+                  <w:r>
+                    <w:rPr>
+                      <w:rFonts w:ascii="Avenir Next" w:hAnsi="Avenir Next" w:cs="Avenir Next" w:eastAsia="Avenir Next"/>
+                      <w:color w:val="1A1A1A"/>
                       <w:sz w:val="20"/>
                       <w:szCs w:val="20"/>
                     </w:rPr>
-                    <w:t xml:space="preserve">c.</w:t>
-                  </w:r>
-                  <w:r>
-                    <w:rPr>
-                      <w:rFonts w:ascii="Avenir Next" w:hAnsi="Avenir Next" w:cs="Avenir Next" w:eastAsia="Avenir Next"/>
-                      <w:color w:val="1A1A1A"/>
-                      <w:sz w:val="20"/>
-                      <w:szCs w:val="20"/>
-                    </w:rPr>
                     <w:tab/>
                   </w:r>
                   <w:r>
                     <w:rPr>
                       <w:rFonts w:ascii="Avenir Next" w:hAnsi="Avenir Next" w:cs="Avenir Next" w:eastAsia="Avenir Next"/>
                       <w:color w:val="1A1A1A"/>
-                      <w:sz w:val="20"/>
+                      <w:sz w:val="22"/>
                       <w:szCs w:val="20"/>
                     </w:rPr>
                     <w:t xml:space="preserve">20–29:</w:t>
@@ -428,25 +429,25 @@
                 <w:rFonts w:ascii="Avenir Next" w:hAnsi="Avenir Next" w:cs="Avenir Next" w:eastAsia="Avenir Next"/>
                 <w:b/>
                 <w:color w:val="1A1A1A"/>
+                <w:sz w:val="22"/>
+                <w:szCs w:val="20"/>
+              </w:rPr>
+              <w:t xml:space="preserve">2.</w:t>
+            </w:r>
+            <w:r>
+              <w:rPr>
+                <w:rFonts w:ascii="Avenir Next" w:hAnsi="Avenir Next" w:cs="Avenir Next" w:eastAsia="Avenir Next"/>
+                <w:color w:val="1A1A1A"/>
                 <w:sz w:val="20"/>
                 <w:szCs w:val="20"/>
               </w:rPr>
-              <w:t xml:space="preserve">2.</w:t>
-            </w:r>
-            <w:r>
-              <w:rPr>
-                <w:rFonts w:ascii="Avenir Next" w:hAnsi="Avenir Next" w:cs="Avenir Next" w:eastAsia="Avenir Next"/>
-                <w:color w:val="1A1A1A"/>
-                <w:sz w:val="20"/>
-                <w:szCs w:val="20"/>
-              </w:rPr>
               <w:tab/>
             </w:r>
             <w:r>
               <w:rPr>
                 <w:rFonts w:ascii="Avenir Next" w:hAnsi="Avenir Next" w:cs="Avenir Next" w:eastAsia="Avenir Next"/>
                 <w:color w:val="1A1A1A"/>
-                <w:sz w:val="20"/>
+                <w:sz w:val="22"/>
                 <w:szCs w:val="20"/>
               </w:rPr>
               <w:t xml:space="preserve">A histogram shows 15 values. Two of its three bars have heights 6 and 4. How tall is the third bar?</w:t>
@@ -465,7 +466,7 @@
                 <w:rFonts w:ascii="Avenir Next" w:hAnsi="Avenir Next" w:cs="Avenir Next" w:eastAsia="Avenir Next"/>
                 <w:b/>
                 <w:color w:val="1A1A1A"/>
-                <w:sz w:val="18"/>
+                <w:sz w:val="22"/>
                 <w:szCs w:val="18"/>
               </w:rPr>
               <w:t xml:space="preserve">Height</w:t>
@@ -540,25 +541,25 @@
                 <w:rFonts w:ascii="Avenir Next" w:hAnsi="Avenir Next" w:cs="Avenir Next" w:eastAsia="Avenir Next"/>
                 <w:b/>
                 <w:color w:val="1A1A1A"/>
+                <w:sz w:val="22"/>
+                <w:szCs w:val="20"/>
+              </w:rPr>
+              <w:t xml:space="preserve">3.</w:t>
+            </w:r>
+            <w:r>
+              <w:rPr>
+                <w:rFonts w:ascii="Avenir Next" w:hAnsi="Avenir Next" w:cs="Avenir Next" w:eastAsia="Avenir Next"/>
+                <w:color w:val="1A1A1A"/>
                 <w:sz w:val="20"/>
                 <w:szCs w:val="20"/>
               </w:rPr>
-              <w:t xml:space="preserve">3.</w:t>
-            </w:r>
-            <w:r>
-              <w:rPr>
-                <w:rFonts w:ascii="Avenir Next" w:hAnsi="Avenir Next" w:cs="Avenir Next" w:eastAsia="Avenir Next"/>
-                <w:color w:val="1A1A1A"/>
-                <w:sz w:val="20"/>
-                <w:szCs w:val="20"/>
-              </w:rPr>
               <w:tab/>
             </w:r>
             <w:r>
               <w:rPr>
                 <w:rFonts w:ascii="Avenir Next" w:hAnsi="Avenir Next" w:cs="Avenir Next" w:eastAsia="Avenir Next"/>
                 <w:color w:val="1A1A1A"/>
-                <w:sz w:val="20"/>
+                <w:sz w:val="22"/>
                 <w:szCs w:val="20"/>
               </w:rPr>
               <w:t xml:space="preserve">Which intervals work for a histogram?</w:t>
@@ -614,25 +615,25 @@
                       <w:rFonts w:ascii="Avenir Next" w:hAnsi="Avenir Next" w:cs="Avenir Next" w:eastAsia="Avenir Next"/>
                       <w:b/>
                       <w:color w:val="003A70"/>
+                      <w:sz w:val="22"/>
+                      <w:szCs w:val="19"/>
+                    </w:rPr>
+                    <w:t xml:space="preserve">A</w:t>
+                  </w:r>
+                  <w:r>
+                    <w:rPr>
+                      <w:rFonts w:ascii="Avenir Next" w:hAnsi="Avenir Next" w:cs="Avenir Next" w:eastAsia="Avenir Next"/>
+                      <w:color w:val="1A1A1A"/>
                       <w:sz w:val="19"/>
                       <w:szCs w:val="19"/>
                     </w:rPr>
-                    <w:t xml:space="preserve">A</w:t>
-                  </w:r>
-                  <w:r>
-                    <w:rPr>
-                      <w:rFonts w:ascii="Avenir Next" w:hAnsi="Avenir Next" w:cs="Avenir Next" w:eastAsia="Avenir Next"/>
-                      <w:color w:val="1A1A1A"/>
-                      <w:sz w:val="19"/>
-                      <w:szCs w:val="19"/>
-                    </w:rPr>
                     <w:tab/>
                   </w:r>
                   <w:r>
                     <w:rPr>
                       <w:rFonts w:ascii="Avenir Next" w:hAnsi="Avenir Next" w:cs="Avenir Next" w:eastAsia="Avenir Next"/>
                       <w:color w:val="1A1A1A"/>
-                      <w:sz w:val="19"/>
+                      <w:sz w:val="22"/>
                       <w:szCs w:val="19"/>
                     </w:rPr>
                     <w:t xml:space="preserve">0–4, 5–9, 10–14</w:t>
@@ -657,25 +658,25 @@
                       <w:rFonts w:ascii="Avenir Next" w:hAnsi="Avenir Next" w:cs="Avenir Next" w:eastAsia="Avenir Next"/>
                       <w:b/>
                       <w:color w:val="003A70"/>
+                      <w:sz w:val="22"/>
+                      <w:szCs w:val="19"/>
+                    </w:rPr>
+                    <w:t xml:space="preserve">B</w:t>
+                  </w:r>
+                  <w:r>
+                    <w:rPr>
+                      <w:rFonts w:ascii="Avenir Next" w:hAnsi="Avenir Next" w:cs="Avenir Next" w:eastAsia="Avenir Next"/>
+                      <w:color w:val="1A1A1A"/>
                       <w:sz w:val="19"/>
                       <w:szCs w:val="19"/>
                     </w:rPr>
-                    <w:t xml:space="preserve">B</w:t>
-                  </w:r>
-                  <w:r>
-                    <w:rPr>
-                      <w:rFonts w:ascii="Avenir Next" w:hAnsi="Avenir Next" w:cs="Avenir Next" w:eastAsia="Avenir Next"/>
-                      <w:color w:val="1A1A1A"/>
-                      <w:sz w:val="19"/>
-                      <w:szCs w:val="19"/>
-                    </w:rPr>
                     <w:tab/>
                   </w:r>
                   <w:r>
                     <w:rPr>
                       <w:rFonts w:ascii="Avenir Next" w:hAnsi="Avenir Next" w:cs="Avenir Next" w:eastAsia="Avenir Next"/>
                       <w:color w:val="1A1A1A"/>
-                      <w:sz w:val="19"/>
+                      <w:sz w:val="22"/>
                       <w:szCs w:val="19"/>
                     </w:rPr>
                     <w:t xml:space="preserve">0–5, 5–10, 10–15</w:t>
@@ -700,25 +701,25 @@
                       <w:rFonts w:ascii="Avenir Next" w:hAnsi="Avenir Next" w:cs="Avenir Next" w:eastAsia="Avenir Next"/>
                       <w:b/>
                       <w:color w:val="003A70"/>
+                      <w:sz w:val="22"/>
+                      <w:szCs w:val="19"/>
+                    </w:rPr>
+                    <w:t xml:space="preserve">C</w:t>
+                  </w:r>
+                  <w:r>
+                    <w:rPr>
+                      <w:rFonts w:ascii="Avenir Next" w:hAnsi="Avenir Next" w:cs="Avenir Next" w:eastAsia="Avenir Next"/>
+                      <w:color w:val="1A1A1A"/>
                       <w:sz w:val="19"/>
                       <w:szCs w:val="19"/>
                     </w:rPr>
-                    <w:t xml:space="preserve">C</w:t>
-                  </w:r>
-                  <w:r>
-                    <w:rPr>
-                      <w:rFonts w:ascii="Avenir Next" w:hAnsi="Avenir Next" w:cs="Avenir Next" w:eastAsia="Avenir Next"/>
-                      <w:color w:val="1A1A1A"/>
-                      <w:sz w:val="19"/>
-                      <w:szCs w:val="19"/>
-                    </w:rPr>
                     <w:tab/>
                   </w:r>
                   <w:r>
                     <w:rPr>
                       <w:rFonts w:ascii="Avenir Next" w:hAnsi="Avenir Next" w:cs="Avenir Next" w:eastAsia="Avenir Next"/>
                       <w:color w:val="1A1A1A"/>
-                      <w:sz w:val="19"/>
+                      <w:sz w:val="22"/>
                       <w:szCs w:val="19"/>
                     </w:rPr>
                     <w:t xml:space="preserve">0–4, 5–14, 15–19</w:t>
@@ -743,25 +744,25 @@
                       <w:rFonts w:ascii="Avenir Next" w:hAnsi="Avenir Next" w:cs="Avenir Next" w:eastAsia="Avenir Next"/>
                       <w:b/>
                       <w:color w:val="003A70"/>
+                      <w:sz w:val="22"/>
+                      <w:szCs w:val="19"/>
+                    </w:rPr>
+                    <w:t xml:space="preserve">D</w:t>
+                  </w:r>
+                  <w:r>
+                    <w:rPr>
+                      <w:rFonts w:ascii="Avenir Next" w:hAnsi="Avenir Next" w:cs="Avenir Next" w:eastAsia="Avenir Next"/>
+                      <w:color w:val="1A1A1A"/>
                       <w:sz w:val="19"/>
                       <w:szCs w:val="19"/>
                     </w:rPr>
-                    <w:t xml:space="preserve">D</w:t>
-                  </w:r>
-                  <w:r>
-                    <w:rPr>
-                      <w:rFonts w:ascii="Avenir Next" w:hAnsi="Avenir Next" w:cs="Avenir Next" w:eastAsia="Avenir Next"/>
-                      <w:color w:val="1A1A1A"/>
-                      <w:sz w:val="19"/>
-                      <w:szCs w:val="19"/>
-                    </w:rPr>
                     <w:tab/>
                   </w:r>
                   <w:r>
                     <w:rPr>
                       <w:rFonts w:ascii="Avenir Next" w:hAnsi="Avenir Next" w:cs="Avenir Next" w:eastAsia="Avenir Next"/>
                       <w:color w:val="1A1A1A"/>
-                      <w:sz w:val="19"/>
+                      <w:sz w:val="22"/>
                       <w:szCs w:val="19"/>
                     </w:rPr>
                     <w:t xml:space="preserve">0–9, 5–14, 10–19</w:t>
@@ -811,7 +812,7 @@
         <w:rPr>
           <w:rFonts w:ascii="Avenir Next" w:hAnsi="Avenir Next" w:cs="Avenir Next" w:eastAsia="Avenir Next"/>
           <w:color w:val="1A1A1A"/>
-          <w:sz w:val="17"/>
+          <w:sz w:val="22"/>
           <w:szCs w:val="17"/>
         </w:rPr>
         <w:t xml:space="preserve">  I got it</w:t>
@@ -829,7 +830,7 @@
         <w:rPr>
           <w:rFonts w:ascii="Avenir Next" w:hAnsi="Avenir Next" w:cs="Avenir Next" w:eastAsia="Avenir Next"/>
           <w:color w:val="1A1A1A"/>
-          <w:sz w:val="17"/>
+          <w:sz w:val="22"/>
           <w:szCs w:val="17"/>
         </w:rPr>
         <w:t xml:space="preserve">  Almost</w:t>
@@ -847,7 +848,7 @@
         <w:rPr>
           <w:rFonts w:ascii="Avenir Next" w:hAnsi="Avenir Next" w:cs="Avenir Next" w:eastAsia="Avenir Next"/>
           <w:color w:val="1A1A1A"/>
-          <w:sz w:val="17"/>
+          <w:sz w:val="22"/>
           <w:szCs w:val="17"/>
         </w:rPr>
         <w:t xml:space="preserve">  I need help</w:t>
@@ -904,7 +905,7 @@
         <w:rPr>
           <w:rFonts w:ascii="Avenir Next" w:hAnsi="Avenir Next" w:cs="Avenir Next" w:eastAsia="Avenir Next"/>
           <w:color w:val="1A1A1A"/>
-          <w:sz w:val="18"/>
+          <w:sz w:val="22"/>
           <w:szCs w:val="18"/>
         </w:rPr>
         <w:t xml:space="preserve">Name</w:t>
@@ -989,25 +990,25 @@
                 <w:rFonts w:ascii="Avenir Next" w:hAnsi="Avenir Next" w:cs="Avenir Next" w:eastAsia="Avenir Next"/>
                 <w:b/>
                 <w:color w:val="1A1A1A"/>
+                <w:sz w:val="22"/>
+                <w:szCs w:val="20"/>
+              </w:rPr>
+              <w:t xml:space="preserve">1.</w:t>
+            </w:r>
+            <w:r>
+              <w:rPr>
+                <w:rFonts w:ascii="Avenir Next" w:hAnsi="Avenir Next" w:cs="Avenir Next" w:eastAsia="Avenir Next"/>
+                <w:color w:val="1A1A1A"/>
                 <w:sz w:val="20"/>
                 <w:szCs w:val="20"/>
               </w:rPr>
-              <w:t xml:space="preserve">1.</w:t>
-            </w:r>
-            <w:r>
-              <w:rPr>
-                <w:rFonts w:ascii="Avenir Next" w:hAnsi="Avenir Next" w:cs="Avenir Next" w:eastAsia="Avenir Next"/>
-                <w:color w:val="1A1A1A"/>
-                <w:sz w:val="20"/>
-                <w:szCs w:val="20"/>
-              </w:rPr>
               <w:tab/>
             </w:r>
             <w:r>
               <w:rPr>
                 <w:rFonts w:ascii="Avenir Next" w:hAnsi="Avenir Next" w:cs="Avenir Next" w:eastAsia="Avenir Next"/>
                 <w:color w:val="1A1A1A"/>
-                <w:sz w:val="20"/>
+                <w:sz w:val="22"/>
                 <w:szCs w:val="20"/>
               </w:rPr>
               <w:t xml:space="preserve">Data: 7, 14, 22, 18, 3, 25, 11. Find each frequency.</w:t>
@@ -1063,25 +1064,25 @@
                       <w:rFonts w:ascii="Avenir Next" w:hAnsi="Avenir Next" w:cs="Avenir Next" w:eastAsia="Avenir Next"/>
                       <w:b/>
                       <w:color w:val="003A70"/>
+                      <w:sz w:val="22"/>
+                      <w:szCs w:val="20"/>
+                    </w:rPr>
+                    <w:t xml:space="preserve">a.</w:t>
+                  </w:r>
+                  <w:r>
+                    <w:rPr>
+                      <w:rFonts w:ascii="Avenir Next" w:hAnsi="Avenir Next" w:cs="Avenir Next" w:eastAsia="Avenir Next"/>
+                      <w:color w:val="1A1A1A"/>
                       <w:sz w:val="20"/>
                       <w:szCs w:val="20"/>
                     </w:rPr>
-                    <w:t xml:space="preserve">a.</w:t>
-                  </w:r>
-                  <w:r>
-                    <w:rPr>
-                      <w:rFonts w:ascii="Avenir Next" w:hAnsi="Avenir Next" w:cs="Avenir Next" w:eastAsia="Avenir Next"/>
-                      <w:color w:val="1A1A1A"/>
-                      <w:sz w:val="20"/>
-                      <w:szCs w:val="20"/>
-                    </w:rPr>
                     <w:tab/>
                   </w:r>
                   <w:r>
                     <w:rPr>
                       <w:rFonts w:ascii="Avenir Next" w:hAnsi="Avenir Next" w:cs="Avenir Next" w:eastAsia="Avenir Next"/>
                       <w:color w:val="1A1A1A"/>
-                      <w:sz w:val="20"/>
+                      <w:sz w:val="22"/>
                       <w:szCs w:val="20"/>
                     </w:rPr>
                     <w:t xml:space="preserve">0–9:</w:t>
@@ -1125,25 +1126,25 @@
                       <w:rFonts w:ascii="Avenir Next" w:hAnsi="Avenir Next" w:cs="Avenir Next" w:eastAsia="Avenir Next"/>
                       <w:b/>
                       <w:color w:val="003A70"/>
+                      <w:sz w:val="22"/>
+                      <w:szCs w:val="20"/>
+                    </w:rPr>
+                    <w:t xml:space="preserve">b.</w:t>
+                  </w:r>
+                  <w:r>
+                    <w:rPr>
+                      <w:rFonts w:ascii="Avenir Next" w:hAnsi="Avenir Next" w:cs="Avenir Next" w:eastAsia="Avenir Next"/>
+                      <w:color w:val="1A1A1A"/>
                       <w:sz w:val="20"/>
                       <w:szCs w:val="20"/>
                     </w:rPr>
-                    <w:t xml:space="preserve">b.</w:t>
-                  </w:r>
-                  <w:r>
-                    <w:rPr>
-                      <w:rFonts w:ascii="Avenir Next" w:hAnsi="Avenir Next" w:cs="Avenir Next" w:eastAsia="Avenir Next"/>
-                      <w:color w:val="1A1A1A"/>
-                      <w:sz w:val="20"/>
-                      <w:szCs w:val="20"/>
-                    </w:rPr>
                     <w:tab/>
                   </w:r>
                   <w:r>
                     <w:rPr>
                       <w:rFonts w:ascii="Avenir Next" w:hAnsi="Avenir Next" w:cs="Avenir Next" w:eastAsia="Avenir Next"/>
                       <w:color w:val="1A1A1A"/>
-                      <w:sz w:val="20"/>
+                      <w:sz w:val="22"/>
                       <w:szCs w:val="20"/>
                     </w:rPr>
                     <w:t xml:space="preserve">10–19:</w:t>
@@ -1187,25 +1188,25 @@
                       <w:rFonts w:ascii="Avenir Next" w:hAnsi="Avenir Next" w:cs="Avenir Next" w:eastAsia="Avenir Next"/>
                       <w:b/>
                       <w:color w:val="003A70"/>
+                      <w:sz w:val="22"/>
+                      <w:szCs w:val="20"/>
+                    </w:rPr>
+                    <w:t xml:space="preserve">c.</w:t>
+                  </w:r>
+                  <w:r>
+                    <w:rPr>
+                      <w:rFonts w:ascii="Avenir Next" w:hAnsi="Avenir Next" w:cs="Avenir Next" w:eastAsia="Avenir Next"/>
+                      <w:color w:val="1A1A1A"/>
                       <w:sz w:val="20"/>
                       <w:szCs w:val="20"/>
                     </w:rPr>
-                    <w:t xml:space="preserve">c.</w:t>
-                  </w:r>
-                  <w:r>
-                    <w:rPr>
-                      <w:rFonts w:ascii="Avenir Next" w:hAnsi="Avenir Next" w:cs="Avenir Next" w:eastAsia="Avenir Next"/>
-                      <w:color w:val="1A1A1A"/>
-                      <w:sz w:val="20"/>
-                      <w:szCs w:val="20"/>
-                    </w:rPr>
                     <w:tab/>
                   </w:r>
                   <w:r>
                     <w:rPr>
                       <w:rFonts w:ascii="Avenir Next" w:hAnsi="Avenir Next" w:cs="Avenir Next" w:eastAsia="Avenir Next"/>
                       <w:color w:val="1A1A1A"/>
-                      <w:sz w:val="20"/>
+                      <w:sz w:val="22"/>
                       <w:szCs w:val="20"/>
                     </w:rPr>
                     <w:t xml:space="preserve">20–29:</w:t>
@@ -1298,25 +1299,25 @@
                 <w:rFonts w:ascii="Avenir Next" w:hAnsi="Avenir Next" w:cs="Avenir Next" w:eastAsia="Avenir Next"/>
                 <w:b/>
                 <w:color w:val="1A1A1A"/>
+                <w:sz w:val="22"/>
+                <w:szCs w:val="20"/>
+              </w:rPr>
+              <w:t xml:space="preserve">2.</w:t>
+            </w:r>
+            <w:r>
+              <w:rPr>
+                <w:rFonts w:ascii="Avenir Next" w:hAnsi="Avenir Next" w:cs="Avenir Next" w:eastAsia="Avenir Next"/>
+                <w:color w:val="1A1A1A"/>
                 <w:sz w:val="20"/>
                 <w:szCs w:val="20"/>
               </w:rPr>
-              <w:t xml:space="preserve">2.</w:t>
-            </w:r>
-            <w:r>
-              <w:rPr>
-                <w:rFonts w:ascii="Avenir Next" w:hAnsi="Avenir Next" w:cs="Avenir Next" w:eastAsia="Avenir Next"/>
-                <w:color w:val="1A1A1A"/>
-                <w:sz w:val="20"/>
-                <w:szCs w:val="20"/>
-              </w:rPr>
               <w:tab/>
             </w:r>
             <w:r>
               <w:rPr>
                 <w:rFonts w:ascii="Avenir Next" w:hAnsi="Avenir Next" w:cs="Avenir Next" w:eastAsia="Avenir Next"/>
                 <w:color w:val="1A1A1A"/>
-                <w:sz w:val="20"/>
+                <w:sz w:val="22"/>
                 <w:szCs w:val="20"/>
               </w:rPr>
               <w:t xml:space="preserve">A histogram shows 15 values. Two of its three bars have heights 6 and 4. How tall is the third bar?</w:t>
@@ -1335,7 +1336,7 @@
                 <w:rFonts w:ascii="Avenir Next" w:hAnsi="Avenir Next" w:cs="Avenir Next" w:eastAsia="Avenir Next"/>
                 <w:b/>
                 <w:color w:val="1A1A1A"/>
-                <w:sz w:val="18"/>
+                <w:sz w:val="22"/>
                 <w:szCs w:val="18"/>
               </w:rPr>
               <w:t xml:space="preserve">Height</w:t>
@@ -1410,25 +1411,25 @@
                 <w:rFonts w:ascii="Avenir Next" w:hAnsi="Avenir Next" w:cs="Avenir Next" w:eastAsia="Avenir Next"/>
                 <w:b/>
                 <w:color w:val="1A1A1A"/>
+                <w:sz w:val="22"/>
+                <w:szCs w:val="20"/>
+              </w:rPr>
+              <w:t xml:space="preserve">3.</w:t>
+            </w:r>
+            <w:r>
+              <w:rPr>
+                <w:rFonts w:ascii="Avenir Next" w:hAnsi="Avenir Next" w:cs="Avenir Next" w:eastAsia="Avenir Next"/>
+                <w:color w:val="1A1A1A"/>
                 <w:sz w:val="20"/>
                 <w:szCs w:val="20"/>
               </w:rPr>
-              <w:t xml:space="preserve">3.</w:t>
-            </w:r>
-            <w:r>
-              <w:rPr>
-                <w:rFonts w:ascii="Avenir Next" w:hAnsi="Avenir Next" w:cs="Avenir Next" w:eastAsia="Avenir Next"/>
-                <w:color w:val="1A1A1A"/>
-                <w:sz w:val="20"/>
-                <w:szCs w:val="20"/>
-              </w:rPr>
               <w:tab/>
             </w:r>
             <w:r>
               <w:rPr>
                 <w:rFonts w:ascii="Avenir Next" w:hAnsi="Avenir Next" w:cs="Avenir Next" w:eastAsia="Avenir Next"/>
                 <w:color w:val="1A1A1A"/>
-                <w:sz w:val="20"/>
+                <w:sz w:val="22"/>
                 <w:szCs w:val="20"/>
               </w:rPr>
               <w:t xml:space="preserve">Which intervals work for a histogram?</w:t>
@@ -1484,25 +1485,25 @@
                       <w:rFonts w:ascii="Avenir Next" w:hAnsi="Avenir Next" w:cs="Avenir Next" w:eastAsia="Avenir Next"/>
                       <w:b/>
                       <w:color w:val="003A70"/>
+                      <w:sz w:val="22"/>
+                      <w:szCs w:val="19"/>
+                    </w:rPr>
+                    <w:t xml:space="preserve">A</w:t>
+                  </w:r>
+                  <w:r>
+                    <w:rPr>
+                      <w:rFonts w:ascii="Avenir Next" w:hAnsi="Avenir Next" w:cs="Avenir Next" w:eastAsia="Avenir Next"/>
+                      <w:color w:val="1A1A1A"/>
                       <w:sz w:val="19"/>
                       <w:szCs w:val="19"/>
                     </w:rPr>
-                    <w:t xml:space="preserve">A</w:t>
-                  </w:r>
-                  <w:r>
-                    <w:rPr>
-                      <w:rFonts w:ascii="Avenir Next" w:hAnsi="Avenir Next" w:cs="Avenir Next" w:eastAsia="Avenir Next"/>
-                      <w:color w:val="1A1A1A"/>
-                      <w:sz w:val="19"/>
-                      <w:szCs w:val="19"/>
-                    </w:rPr>
                     <w:tab/>
                   </w:r>
                   <w:r>
                     <w:rPr>
                       <w:rFonts w:ascii="Avenir Next" w:hAnsi="Avenir Next" w:cs="Avenir Next" w:eastAsia="Avenir Next"/>
                       <w:color w:val="1A1A1A"/>
-                      <w:sz w:val="19"/>
+                      <w:sz w:val="22"/>
                       <w:szCs w:val="19"/>
                     </w:rPr>
                     <w:t xml:space="preserve">0–4, 5–9, 10–14</w:t>
@@ -1527,25 +1528,25 @@
                       <w:rFonts w:ascii="Avenir Next" w:hAnsi="Avenir Next" w:cs="Avenir Next" w:eastAsia="Avenir Next"/>
                       <w:b/>
                       <w:color w:val="003A70"/>
+                      <w:sz w:val="22"/>
+                      <w:szCs w:val="19"/>
+                    </w:rPr>
+                    <w:t xml:space="preserve">B</w:t>
+                  </w:r>
+                  <w:r>
+                    <w:rPr>
+                      <w:rFonts w:ascii="Avenir Next" w:hAnsi="Avenir Next" w:cs="Avenir Next" w:eastAsia="Avenir Next"/>
+                      <w:color w:val="1A1A1A"/>
                       <w:sz w:val="19"/>
                       <w:szCs w:val="19"/>
                     </w:rPr>
-                    <w:t xml:space="preserve">B</w:t>
-                  </w:r>
-                  <w:r>
-                    <w:rPr>
-                      <w:rFonts w:ascii="Avenir Next" w:hAnsi="Avenir Next" w:cs="Avenir Next" w:eastAsia="Avenir Next"/>
-                      <w:color w:val="1A1A1A"/>
-                      <w:sz w:val="19"/>
-                      <w:szCs w:val="19"/>
-                    </w:rPr>
                     <w:tab/>
                   </w:r>
                   <w:r>
                     <w:rPr>
                       <w:rFonts w:ascii="Avenir Next" w:hAnsi="Avenir Next" w:cs="Avenir Next" w:eastAsia="Avenir Next"/>
                       <w:color w:val="1A1A1A"/>
-                      <w:sz w:val="19"/>
+                      <w:sz w:val="22"/>
                       <w:szCs w:val="19"/>
                     </w:rPr>
                     <w:t xml:space="preserve">0–5, 5–10, 10–15</w:t>
@@ -1570,25 +1571,25 @@
                       <w:rFonts w:ascii="Avenir Next" w:hAnsi="Avenir Next" w:cs="Avenir Next" w:eastAsia="Avenir Next"/>
                       <w:b/>
                       <w:color w:val="003A70"/>
+                      <w:sz w:val="22"/>
+                      <w:szCs w:val="19"/>
+                    </w:rPr>
+                    <w:t xml:space="preserve">C</w:t>
+                  </w:r>
+                  <w:r>
+                    <w:rPr>
+                      <w:rFonts w:ascii="Avenir Next" w:hAnsi="Avenir Next" w:cs="Avenir Next" w:eastAsia="Avenir Next"/>
+                      <w:color w:val="1A1A1A"/>
                       <w:sz w:val="19"/>
                       <w:szCs w:val="19"/>
                     </w:rPr>
-                    <w:t xml:space="preserve">C</w:t>
-                  </w:r>
-                  <w:r>
-                    <w:rPr>
-                      <w:rFonts w:ascii="Avenir Next" w:hAnsi="Avenir Next" w:cs="Avenir Next" w:eastAsia="Avenir Next"/>
-                      <w:color w:val="1A1A1A"/>
-                      <w:sz w:val="19"/>
-                      <w:szCs w:val="19"/>
-                    </w:rPr>
                     <w:tab/>
                   </w:r>
                   <w:r>
                     <w:rPr>
                       <w:rFonts w:ascii="Avenir Next" w:hAnsi="Avenir Next" w:cs="Avenir Next" w:eastAsia="Avenir Next"/>
                       <w:color w:val="1A1A1A"/>
-                      <w:sz w:val="19"/>
+                      <w:sz w:val="22"/>
                       <w:szCs w:val="19"/>
                     </w:rPr>
                     <w:t xml:space="preserve">0–4, 5–14, 15–19</w:t>
@@ -1613,25 +1614,25 @@
                       <w:rFonts w:ascii="Avenir Next" w:hAnsi="Avenir Next" w:cs="Avenir Next" w:eastAsia="Avenir Next"/>
                       <w:b/>
                       <w:color w:val="003A70"/>
+                      <w:sz w:val="22"/>
+                      <w:szCs w:val="19"/>
+                    </w:rPr>
+                    <w:t xml:space="preserve">D</w:t>
+                  </w:r>
+                  <w:r>
+                    <w:rPr>
+                      <w:rFonts w:ascii="Avenir Next" w:hAnsi="Avenir Next" w:cs="Avenir Next" w:eastAsia="Avenir Next"/>
+                      <w:color w:val="1A1A1A"/>
                       <w:sz w:val="19"/>
                       <w:szCs w:val="19"/>
                     </w:rPr>
-                    <w:t xml:space="preserve">D</w:t>
-                  </w:r>
-                  <w:r>
-                    <w:rPr>
-                      <w:rFonts w:ascii="Avenir Next" w:hAnsi="Avenir Next" w:cs="Avenir Next" w:eastAsia="Avenir Next"/>
-                      <w:color w:val="1A1A1A"/>
-                      <w:sz w:val="19"/>
-                      <w:szCs w:val="19"/>
-                    </w:rPr>
                     <w:tab/>
                   </w:r>
                   <w:r>
                     <w:rPr>
                       <w:rFonts w:ascii="Avenir Next" w:hAnsi="Avenir Next" w:cs="Avenir Next" w:eastAsia="Avenir Next"/>
                       <w:color w:val="1A1A1A"/>
-                      <w:sz w:val="19"/>
+                      <w:sz w:val="22"/>
                       <w:szCs w:val="19"/>
                     </w:rPr>
                     <w:t xml:space="preserve">0–9, 5–14, 10–19</w:t>
@@ -1681,7 +1682,7 @@
         <w:rPr>
           <w:rFonts w:ascii="Avenir Next" w:hAnsi="Avenir Next" w:cs="Avenir Next" w:eastAsia="Avenir Next"/>
           <w:color w:val="1A1A1A"/>
-          <w:sz w:val="17"/>
+          <w:sz w:val="22"/>
           <w:szCs w:val="17"/>
         </w:rPr>
         <w:t xml:space="preserve">  I got it</w:t>
@@ -1699,7 +1700,7 @@
         <w:rPr>
           <w:rFonts w:ascii="Avenir Next" w:hAnsi="Avenir Next" w:cs="Avenir Next" w:eastAsia="Avenir Next"/>
           <w:color w:val="1A1A1A"/>
-          <w:sz w:val="17"/>
+          <w:sz w:val="22"/>
           <w:szCs w:val="17"/>
         </w:rPr>
         <w:t xml:space="preserve">  Almost</w:t>
@@ -1717,7 +1718,7 @@
         <w:rPr>
           <w:rFonts w:ascii="Avenir Next" w:hAnsi="Avenir Next" w:cs="Avenir Next" w:eastAsia="Avenir Next"/>
           <w:color w:val="1A1A1A"/>
-          <w:sz w:val="17"/>
+          <w:sz w:val="22"/>
           <w:szCs w:val="17"/>
         </w:rPr>
         <w:t xml:space="preserve">  I need help</w:t>
@@ -1756,7 +1757,7 @@
         <w:rPr>
           <w:rFonts w:ascii="Avenir Next" w:hAnsi="Avenir Next" w:cs="Avenir Next" w:eastAsia="Avenir Next"/>
           <w:color w:val="1A1A1A"/>
-          <w:sz w:val="18"/>
+          <w:sz w:val="22"/>
           <w:szCs w:val="18"/>
         </w:rPr>
         <w:t xml:space="preserve">Name</w:t>
@@ -1841,25 +1842,25 @@
                 <w:rFonts w:ascii="Avenir Next" w:hAnsi="Avenir Next" w:cs="Avenir Next" w:eastAsia="Avenir Next"/>
                 <w:b/>
                 <w:color w:val="1A1A1A"/>
+                <w:sz w:val="22"/>
+                <w:szCs w:val="20"/>
+              </w:rPr>
+              <w:t xml:space="preserve">1.</w:t>
+            </w:r>
+            <w:r>
+              <w:rPr>
+                <w:rFonts w:ascii="Avenir Next" w:hAnsi="Avenir Next" w:cs="Avenir Next" w:eastAsia="Avenir Next"/>
+                <w:color w:val="1A1A1A"/>
                 <w:sz w:val="20"/>
                 <w:szCs w:val="20"/>
               </w:rPr>
-              <w:t xml:space="preserve">1.</w:t>
-            </w:r>
-            <w:r>
-              <w:rPr>
-                <w:rFonts w:ascii="Avenir Next" w:hAnsi="Avenir Next" w:cs="Avenir Next" w:eastAsia="Avenir Next"/>
-                <w:color w:val="1A1A1A"/>
-                <w:sz w:val="20"/>
-                <w:szCs w:val="20"/>
-              </w:rPr>
               <w:tab/>
             </w:r>
             <w:r>
               <w:rPr>
                 <w:rFonts w:ascii="Avenir Next" w:hAnsi="Avenir Next" w:cs="Avenir Next" w:eastAsia="Avenir Next"/>
                 <w:color w:val="1A1A1A"/>
-                <w:sz w:val="20"/>
+                <w:sz w:val="22"/>
                 <w:szCs w:val="20"/>
               </w:rPr>
               <w:t xml:space="preserve">Bar heights, left to right. Name each shape.</w:t>
@@ -1914,25 +1915,25 @@
                       <w:rFonts w:ascii="Avenir Next" w:hAnsi="Avenir Next" w:cs="Avenir Next" w:eastAsia="Avenir Next"/>
                       <w:b/>
                       <w:color w:val="003A70"/>
+                      <w:sz w:val="22"/>
+                      <w:szCs w:val="20"/>
+                    </w:rPr>
+                    <w:t xml:space="preserve">a.</w:t>
+                  </w:r>
+                  <w:r>
+                    <w:rPr>
+                      <w:rFonts w:ascii="Avenir Next" w:hAnsi="Avenir Next" w:cs="Avenir Next" w:eastAsia="Avenir Next"/>
+                      <w:color w:val="1A1A1A"/>
                       <w:sz w:val="20"/>
                       <w:szCs w:val="20"/>
                     </w:rPr>
-                    <w:t xml:space="preserve">a.</w:t>
-                  </w:r>
-                  <w:r>
-                    <w:rPr>
-                      <w:rFonts w:ascii="Avenir Next" w:hAnsi="Avenir Next" w:cs="Avenir Next" w:eastAsia="Avenir Next"/>
-                      <w:color w:val="1A1A1A"/>
-                      <w:sz w:val="20"/>
-                      <w:szCs w:val="20"/>
-                    </w:rPr>
                     <w:tab/>
                   </w:r>
                   <w:r>
                     <w:rPr>
                       <w:rFonts w:ascii="Avenir Next" w:hAnsi="Avenir Next" w:cs="Avenir Next" w:eastAsia="Avenir Next"/>
                       <w:color w:val="1A1A1A"/>
-                      <w:sz w:val="20"/>
+                      <w:sz w:val="22"/>
                       <w:szCs w:val="20"/>
                     </w:rPr>
                     <w:t xml:space="preserve">1, 3, 7, 3, 1</w:t>
@@ -1976,25 +1977,25 @@
                       <w:rFonts w:ascii="Avenir Next" w:hAnsi="Avenir Next" w:cs="Avenir Next" w:eastAsia="Avenir Next"/>
                       <w:b/>
                       <w:color w:val="003A70"/>
+                      <w:sz w:val="22"/>
+                      <w:szCs w:val="20"/>
+                    </w:rPr>
+                    <w:t xml:space="preserve">b.</w:t>
+                  </w:r>
+                  <w:r>
+                    <w:rPr>
+                      <w:rFonts w:ascii="Avenir Next" w:hAnsi="Avenir Next" w:cs="Avenir Next" w:eastAsia="Avenir Next"/>
+                      <w:color w:val="1A1A1A"/>
                       <w:sz w:val="20"/>
                       <w:szCs w:val="20"/>
                     </w:rPr>
-                    <w:t xml:space="preserve">b.</w:t>
-                  </w:r>
-                  <w:r>
-                    <w:rPr>
-                      <w:rFonts w:ascii="Avenir Next" w:hAnsi="Avenir Next" w:cs="Avenir Next" w:eastAsia="Avenir Next"/>
-                      <w:color w:val="1A1A1A"/>
-                      <w:sz w:val="20"/>
-                      <w:szCs w:val="20"/>
-                    </w:rPr>
                     <w:tab/>
                   </w:r>
                   <w:r>
                     <w:rPr>
                       <w:rFonts w:ascii="Avenir Next" w:hAnsi="Avenir Next" w:cs="Avenir Next" w:eastAsia="Avenir Next"/>
                       <w:color w:val="1A1A1A"/>
-                      <w:sz w:val="20"/>
+                      <w:sz w:val="22"/>
                       <w:szCs w:val="20"/>
                     </w:rPr>
                     <w:t xml:space="preserve">1, 2, 4, 6, 9</w:t>
@@ -2087,25 +2088,25 @@
                 <w:rFonts w:ascii="Avenir Next" w:hAnsi="Avenir Next" w:cs="Avenir Next" w:eastAsia="Avenir Next"/>
                 <w:b/>
                 <w:color w:val="1A1A1A"/>
+                <w:sz w:val="22"/>
+                <w:szCs w:val="20"/>
+              </w:rPr>
+              <w:t xml:space="preserve">2.</w:t>
+            </w:r>
+            <w:r>
+              <w:rPr>
+                <w:rFonts w:ascii="Avenir Next" w:hAnsi="Avenir Next" w:cs="Avenir Next" w:eastAsia="Avenir Next"/>
+                <w:color w:val="1A1A1A"/>
                 <w:sz w:val="20"/>
                 <w:szCs w:val="20"/>
               </w:rPr>
-              <w:t xml:space="preserve">2.</w:t>
-            </w:r>
-            <w:r>
-              <w:rPr>
-                <w:rFonts w:ascii="Avenir Next" w:hAnsi="Avenir Next" w:cs="Avenir Next" w:eastAsia="Avenir Next"/>
-                <w:color w:val="1A1A1A"/>
-                <w:sz w:val="20"/>
-                <w:szCs w:val="20"/>
-              </w:rPr>
               <w:tab/>
             </w:r>
             <w:r>
               <w:rPr>
                 <w:rFonts w:ascii="Avenir Next" w:hAnsi="Avenir Next" w:cs="Avenir Next" w:eastAsia="Avenir Next"/>
                 <w:color w:val="1A1A1A"/>
-                <w:sz w:val="20"/>
+                <w:sz w:val="22"/>
                 <w:szCs w:val="20"/>
               </w:rPr>
               <w:t xml:space="preserve">Bars of 4, 9, 3 sit over 10–19, 20–29, 30–39. Name the peak and the number of values.</w:t>
@@ -2124,7 +2125,7 @@
                 <w:rFonts w:ascii="Avenir Next" w:hAnsi="Avenir Next" w:cs="Avenir Next" w:eastAsia="Avenir Next"/>
                 <w:b/>
                 <w:color w:val="1A1A1A"/>
-                <w:sz w:val="18"/>
+                <w:sz w:val="22"/>
                 <w:szCs w:val="18"/>
               </w:rPr>
               <w:t xml:space="preserve">Peak; values</w:t>
@@ -2199,25 +2200,25 @@
                 <w:rFonts w:ascii="Avenir Next" w:hAnsi="Avenir Next" w:cs="Avenir Next" w:eastAsia="Avenir Next"/>
                 <w:b/>
                 <w:color w:val="1A1A1A"/>
+                <w:sz w:val="22"/>
+                <w:szCs w:val="20"/>
+              </w:rPr>
+              <w:t xml:space="preserve">3.</w:t>
+            </w:r>
+            <w:r>
+              <w:rPr>
+                <w:rFonts w:ascii="Avenir Next" w:hAnsi="Avenir Next" w:cs="Avenir Next" w:eastAsia="Avenir Next"/>
+                <w:color w:val="1A1A1A"/>
                 <w:sz w:val="20"/>
                 <w:szCs w:val="20"/>
               </w:rPr>
-              <w:t xml:space="preserve">3.</w:t>
-            </w:r>
-            <w:r>
-              <w:rPr>
-                <w:rFonts w:ascii="Avenir Next" w:hAnsi="Avenir Next" w:cs="Avenir Next" w:eastAsia="Avenir Next"/>
-                <w:color w:val="1A1A1A"/>
-                <w:sz w:val="20"/>
-                <w:szCs w:val="20"/>
-              </w:rPr>
               <w:tab/>
             </w:r>
             <w:r>
               <w:rPr>
                 <w:rFonts w:ascii="Avenir Next" w:hAnsi="Avenir Next" w:cs="Avenir Next" w:eastAsia="Avenir Next"/>
                 <w:color w:val="1A1A1A"/>
-                <w:sz w:val="20"/>
+                <w:sz w:val="22"/>
                 <w:szCs w:val="20"/>
               </w:rPr>
               <w:t xml:space="preserve">A bar of height 6 over 40–49 means —</w:t>
@@ -2271,25 +2272,25 @@
                       <w:rFonts w:ascii="Avenir Next" w:hAnsi="Avenir Next" w:cs="Avenir Next" w:eastAsia="Avenir Next"/>
                       <w:b/>
                       <w:color w:val="003A70"/>
+                      <w:sz w:val="22"/>
+                      <w:szCs w:val="19"/>
+                    </w:rPr>
+                    <w:t xml:space="preserve">A</w:t>
+                  </w:r>
+                  <w:r>
+                    <w:rPr>
+                      <w:rFonts w:ascii="Avenir Next" w:hAnsi="Avenir Next" w:cs="Avenir Next" w:eastAsia="Avenir Next"/>
+                      <w:color w:val="1A1A1A"/>
                       <w:sz w:val="19"/>
                       <w:szCs w:val="19"/>
                     </w:rPr>
-                    <w:t xml:space="preserve">A</w:t>
-                  </w:r>
-                  <w:r>
-                    <w:rPr>
-                      <w:rFonts w:ascii="Avenir Next" w:hAnsi="Avenir Next" w:cs="Avenir Next" w:eastAsia="Avenir Next"/>
-                      <w:color w:val="1A1A1A"/>
-                      <w:sz w:val="19"/>
-                      <w:szCs w:val="19"/>
-                    </w:rPr>
                     <w:tab/>
                   </w:r>
                   <w:r>
                     <w:rPr>
                       <w:rFonts w:ascii="Avenir Next" w:hAnsi="Avenir Next" w:cs="Avenir Next" w:eastAsia="Avenir Next"/>
                       <w:color w:val="1A1A1A"/>
-                      <w:sz w:val="19"/>
+                      <w:sz w:val="22"/>
                       <w:szCs w:val="19"/>
                     </w:rPr>
                     <w:t xml:space="preserve">one value is 46</w:t>
@@ -2314,25 +2315,25 @@
                       <w:rFonts w:ascii="Avenir Next" w:hAnsi="Avenir Next" w:cs="Avenir Next" w:eastAsia="Avenir Next"/>
                       <w:b/>
                       <w:color w:val="003A70"/>
+                      <w:sz w:val="22"/>
+                      <w:szCs w:val="19"/>
+                    </w:rPr>
+                    <w:t xml:space="preserve">B</w:t>
+                  </w:r>
+                  <w:r>
+                    <w:rPr>
+                      <w:rFonts w:ascii="Avenir Next" w:hAnsi="Avenir Next" w:cs="Avenir Next" w:eastAsia="Avenir Next"/>
+                      <w:color w:val="1A1A1A"/>
                       <w:sz w:val="19"/>
                       <w:szCs w:val="19"/>
                     </w:rPr>
-                    <w:t xml:space="preserve">B</w:t>
-                  </w:r>
-                  <w:r>
-                    <w:rPr>
-                      <w:rFonts w:ascii="Avenir Next" w:hAnsi="Avenir Next" w:cs="Avenir Next" w:eastAsia="Avenir Next"/>
-                      <w:color w:val="1A1A1A"/>
-                      <w:sz w:val="19"/>
-                      <w:szCs w:val="19"/>
-                    </w:rPr>
                     <w:tab/>
                   </w:r>
                   <w:r>
                     <w:rPr>
                       <w:rFonts w:ascii="Avenir Next" w:hAnsi="Avenir Next" w:cs="Avenir Next" w:eastAsia="Avenir Next"/>
                       <w:color w:val="1A1A1A"/>
-                      <w:sz w:val="19"/>
+                      <w:sz w:val="22"/>
                       <w:szCs w:val="19"/>
                     </w:rPr>
                     <w:t xml:space="preserve">6 values are from 40 to 49</w:t>
@@ -2362,25 +2363,25 @@
                       <w:rFonts w:ascii="Avenir Next" w:hAnsi="Avenir Next" w:cs="Avenir Next" w:eastAsia="Avenir Next"/>
                       <w:b/>
                       <w:color w:val="003A70"/>
+                      <w:sz w:val="22"/>
+                      <w:szCs w:val="19"/>
+                    </w:rPr>
+                    <w:t xml:space="preserve">C</w:t>
+                  </w:r>
+                  <w:r>
+                    <w:rPr>
+                      <w:rFonts w:ascii="Avenir Next" w:hAnsi="Avenir Next" w:cs="Avenir Next" w:eastAsia="Avenir Next"/>
+                      <w:color w:val="1A1A1A"/>
                       <w:sz w:val="19"/>
                       <w:szCs w:val="19"/>
                     </w:rPr>
-                    <w:t xml:space="preserve">C</w:t>
-                  </w:r>
-                  <w:r>
-                    <w:rPr>
-                      <w:rFonts w:ascii="Avenir Next" w:hAnsi="Avenir Next" w:cs="Avenir Next" w:eastAsia="Avenir Next"/>
-                      <w:color w:val="1A1A1A"/>
-                      <w:sz w:val="19"/>
-                      <w:szCs w:val="19"/>
-                    </w:rPr>
                     <w:tab/>
                   </w:r>
                   <w:r>
                     <w:rPr>
                       <w:rFonts w:ascii="Avenir Next" w:hAnsi="Avenir Next" w:cs="Avenir Next" w:eastAsia="Avenir Next"/>
                       <w:color w:val="1A1A1A"/>
-                      <w:sz w:val="19"/>
+                      <w:sz w:val="22"/>
                       <w:szCs w:val="19"/>
                     </w:rPr>
                     <w:t xml:space="preserve">the value 40 appears 6 times</w:t>
@@ -2405,25 +2406,25 @@
                       <w:rFonts w:ascii="Avenir Next" w:hAnsi="Avenir Next" w:cs="Avenir Next" w:eastAsia="Avenir Next"/>
                       <w:b/>
                       <w:color w:val="003A70"/>
+                      <w:sz w:val="22"/>
+                      <w:szCs w:val="19"/>
+                    </w:rPr>
+                    <w:t xml:space="preserve">D</w:t>
+                  </w:r>
+                  <w:r>
+                    <w:rPr>
+                      <w:rFonts w:ascii="Avenir Next" w:hAnsi="Avenir Next" w:cs="Avenir Next" w:eastAsia="Avenir Next"/>
+                      <w:color w:val="1A1A1A"/>
                       <w:sz w:val="19"/>
                       <w:szCs w:val="19"/>
                     </w:rPr>
-                    <w:t xml:space="preserve">D</w:t>
-                  </w:r>
-                  <w:r>
-                    <w:rPr>
-                      <w:rFonts w:ascii="Avenir Next" w:hAnsi="Avenir Next" w:cs="Avenir Next" w:eastAsia="Avenir Next"/>
-                      <w:color w:val="1A1A1A"/>
-                      <w:sz w:val="19"/>
-                      <w:szCs w:val="19"/>
-                    </w:rPr>
                     <w:tab/>
                   </w:r>
                   <w:r>
                     <w:rPr>
                       <w:rFonts w:ascii="Avenir Next" w:hAnsi="Avenir Next" w:cs="Avenir Next" w:eastAsia="Avenir Next"/>
                       <w:color w:val="1A1A1A"/>
-                      <w:sz w:val="19"/>
+                      <w:sz w:val="22"/>
                       <w:szCs w:val="19"/>
                     </w:rPr>
                     <w:t xml:space="preserve">the peak is 6</w:t>
@@ -2473,7 +2474,7 @@
         <w:rPr>
           <w:rFonts w:ascii="Avenir Next" w:hAnsi="Avenir Next" w:cs="Avenir Next" w:eastAsia="Avenir Next"/>
           <w:color w:val="1A1A1A"/>
-          <w:sz w:val="17"/>
+          <w:sz w:val="22"/>
           <w:szCs w:val="17"/>
         </w:rPr>
         <w:t xml:space="preserve">  I got it</w:t>
@@ -2491,7 +2492,7 @@
         <w:rPr>
           <w:rFonts w:ascii="Avenir Next" w:hAnsi="Avenir Next" w:cs="Avenir Next" w:eastAsia="Avenir Next"/>
           <w:color w:val="1A1A1A"/>
-          <w:sz w:val="17"/>
+          <w:sz w:val="22"/>
           <w:szCs w:val="17"/>
         </w:rPr>
         <w:t xml:space="preserve">  Almost</w:t>
@@ -2509,7 +2510,7 @@
         <w:rPr>
           <w:rFonts w:ascii="Avenir Next" w:hAnsi="Avenir Next" w:cs="Avenir Next" w:eastAsia="Avenir Next"/>
           <w:color w:val="1A1A1A"/>
-          <w:sz w:val="17"/>
+          <w:sz w:val="22"/>
           <w:szCs w:val="17"/>
         </w:rPr>
         <w:t xml:space="preserve">  I need help</w:t>
@@ -2566,7 +2567,7 @@
         <w:rPr>
           <w:rFonts w:ascii="Avenir Next" w:hAnsi="Avenir Next" w:cs="Avenir Next" w:eastAsia="Avenir Next"/>
           <w:color w:val="1A1A1A"/>
-          <w:sz w:val="18"/>
+          <w:sz w:val="22"/>
           <w:szCs w:val="18"/>
         </w:rPr>
         <w:t xml:space="preserve">Name</w:t>
@@ -2651,25 +2652,25 @@
                 <w:rFonts w:ascii="Avenir Next" w:hAnsi="Avenir Next" w:cs="Avenir Next" w:eastAsia="Avenir Next"/>
                 <w:b/>
                 <w:color w:val="1A1A1A"/>
+                <w:sz w:val="22"/>
+                <w:szCs w:val="20"/>
+              </w:rPr>
+              <w:t xml:space="preserve">1.</w:t>
+            </w:r>
+            <w:r>
+              <w:rPr>
+                <w:rFonts w:ascii="Avenir Next" w:hAnsi="Avenir Next" w:cs="Avenir Next" w:eastAsia="Avenir Next"/>
+                <w:color w:val="1A1A1A"/>
                 <w:sz w:val="20"/>
                 <w:szCs w:val="20"/>
               </w:rPr>
-              <w:t xml:space="preserve">1.</w:t>
-            </w:r>
-            <w:r>
-              <w:rPr>
-                <w:rFonts w:ascii="Avenir Next" w:hAnsi="Avenir Next" w:cs="Avenir Next" w:eastAsia="Avenir Next"/>
-                <w:color w:val="1A1A1A"/>
-                <w:sz w:val="20"/>
-                <w:szCs w:val="20"/>
-              </w:rPr>
               <w:tab/>
             </w:r>
             <w:r>
               <w:rPr>
                 <w:rFonts w:ascii="Avenir Next" w:hAnsi="Avenir Next" w:cs="Avenir Next" w:eastAsia="Avenir Next"/>
                 <w:color w:val="1A1A1A"/>
-                <w:sz w:val="20"/>
+                <w:sz w:val="22"/>
                 <w:szCs w:val="20"/>
               </w:rPr>
               <w:t xml:space="preserve">Bar heights, left to right. Name each shape.</w:t>
@@ -2724,25 +2725,25 @@
                       <w:rFonts w:ascii="Avenir Next" w:hAnsi="Avenir Next" w:cs="Avenir Next" w:eastAsia="Avenir Next"/>
                       <w:b/>
                       <w:color w:val="003A70"/>
+                      <w:sz w:val="22"/>
+                      <w:szCs w:val="20"/>
+                    </w:rPr>
+                    <w:t xml:space="preserve">a.</w:t>
+                  </w:r>
+                  <w:r>
+                    <w:rPr>
+                      <w:rFonts w:ascii="Avenir Next" w:hAnsi="Avenir Next" w:cs="Avenir Next" w:eastAsia="Avenir Next"/>
+                      <w:color w:val="1A1A1A"/>
                       <w:sz w:val="20"/>
                       <w:szCs w:val="20"/>
                     </w:rPr>
-                    <w:t xml:space="preserve">a.</w:t>
-                  </w:r>
-                  <w:r>
-                    <w:rPr>
-                      <w:rFonts w:ascii="Avenir Next" w:hAnsi="Avenir Next" w:cs="Avenir Next" w:eastAsia="Avenir Next"/>
-                      <w:color w:val="1A1A1A"/>
-                      <w:sz w:val="20"/>
-                      <w:szCs w:val="20"/>
-                    </w:rPr>
                     <w:tab/>
                   </w:r>
                   <w:r>
                     <w:rPr>
                       <w:rFonts w:ascii="Avenir Next" w:hAnsi="Avenir Next" w:cs="Avenir Next" w:eastAsia="Avenir Next"/>
                       <w:color w:val="1A1A1A"/>
-                      <w:sz w:val="20"/>
+                      <w:sz w:val="22"/>
                       <w:szCs w:val="20"/>
                     </w:rPr>
                     <w:t xml:space="preserve">1, 3, 7, 3, 1</w:t>
@@ -2786,25 +2787,25 @@
                       <w:rFonts w:ascii="Avenir Next" w:hAnsi="Avenir Next" w:cs="Avenir Next" w:eastAsia="Avenir Next"/>
                       <w:b/>
                       <w:color w:val="003A70"/>
+                      <w:sz w:val="22"/>
+                      <w:szCs w:val="20"/>
+                    </w:rPr>
+                    <w:t xml:space="preserve">b.</w:t>
+                  </w:r>
+                  <w:r>
+                    <w:rPr>
+                      <w:rFonts w:ascii="Avenir Next" w:hAnsi="Avenir Next" w:cs="Avenir Next" w:eastAsia="Avenir Next"/>
+                      <w:color w:val="1A1A1A"/>
                       <w:sz w:val="20"/>
                       <w:szCs w:val="20"/>
                     </w:rPr>
-                    <w:t xml:space="preserve">b.</w:t>
-                  </w:r>
-                  <w:r>
-                    <w:rPr>
-                      <w:rFonts w:ascii="Avenir Next" w:hAnsi="Avenir Next" w:cs="Avenir Next" w:eastAsia="Avenir Next"/>
-                      <w:color w:val="1A1A1A"/>
-                      <w:sz w:val="20"/>
-                      <w:szCs w:val="20"/>
-                    </w:rPr>
                     <w:tab/>
                   </w:r>
                   <w:r>
                     <w:rPr>
                       <w:rFonts w:ascii="Avenir Next" w:hAnsi="Avenir Next" w:cs="Avenir Next" w:eastAsia="Avenir Next"/>
                       <w:color w:val="1A1A1A"/>
-                      <w:sz w:val="20"/>
+                      <w:sz w:val="22"/>
                       <w:szCs w:val="20"/>
                     </w:rPr>
                     <w:t xml:space="preserve">1, 2, 4, 6, 9</w:t>
@@ -2897,25 +2898,25 @@
                 <w:rFonts w:ascii="Avenir Next" w:hAnsi="Avenir Next" w:cs="Avenir Next" w:eastAsia="Avenir Next"/>
                 <w:b/>
                 <w:color w:val="1A1A1A"/>
+                <w:sz w:val="22"/>
+                <w:szCs w:val="20"/>
+              </w:rPr>
+              <w:t xml:space="preserve">2.</w:t>
+            </w:r>
+            <w:r>
+              <w:rPr>
+                <w:rFonts w:ascii="Avenir Next" w:hAnsi="Avenir Next" w:cs="Avenir Next" w:eastAsia="Avenir Next"/>
+                <w:color w:val="1A1A1A"/>
                 <w:sz w:val="20"/>
                 <w:szCs w:val="20"/>
               </w:rPr>
-              <w:t xml:space="preserve">2.</w:t>
-            </w:r>
-            <w:r>
-              <w:rPr>
-                <w:rFonts w:ascii="Avenir Next" w:hAnsi="Avenir Next" w:cs="Avenir Next" w:eastAsia="Avenir Next"/>
-                <w:color w:val="1A1A1A"/>
-                <w:sz w:val="20"/>
-                <w:szCs w:val="20"/>
-              </w:rPr>
               <w:tab/>
             </w:r>
             <w:r>
               <w:rPr>
                 <w:rFonts w:ascii="Avenir Next" w:hAnsi="Avenir Next" w:cs="Avenir Next" w:eastAsia="Avenir Next"/>
                 <w:color w:val="1A1A1A"/>
-                <w:sz w:val="20"/>
+                <w:sz w:val="22"/>
                 <w:szCs w:val="20"/>
               </w:rPr>
               <w:t xml:space="preserve">Bars of 4, 9, 3 sit over 10–19, 20–29, 30–39. Name the peak and the number of values.</w:t>
@@ -2934,7 +2935,7 @@
                 <w:rFonts w:ascii="Avenir Next" w:hAnsi="Avenir Next" w:cs="Avenir Next" w:eastAsia="Avenir Next"/>
                 <w:b/>
                 <w:color w:val="1A1A1A"/>
-                <w:sz w:val="18"/>
+                <w:sz w:val="22"/>
                 <w:szCs w:val="18"/>
               </w:rPr>
               <w:t xml:space="preserve">Peak; values</w:t>
@@ -3009,25 +3010,25 @@
                 <w:rFonts w:ascii="Avenir Next" w:hAnsi="Avenir Next" w:cs="Avenir Next" w:eastAsia="Avenir Next"/>
                 <w:b/>
                 <w:color w:val="1A1A1A"/>
+                <w:sz w:val="22"/>
+                <w:szCs w:val="20"/>
+              </w:rPr>
+              <w:t xml:space="preserve">3.</w:t>
+            </w:r>
+            <w:r>
+              <w:rPr>
+                <w:rFonts w:ascii="Avenir Next" w:hAnsi="Avenir Next" w:cs="Avenir Next" w:eastAsia="Avenir Next"/>
+                <w:color w:val="1A1A1A"/>
                 <w:sz w:val="20"/>
                 <w:szCs w:val="20"/>
               </w:rPr>
-              <w:t xml:space="preserve">3.</w:t>
-            </w:r>
-            <w:r>
-              <w:rPr>
-                <w:rFonts w:ascii="Avenir Next" w:hAnsi="Avenir Next" w:cs="Avenir Next" w:eastAsia="Avenir Next"/>
-                <w:color w:val="1A1A1A"/>
-                <w:sz w:val="20"/>
-                <w:szCs w:val="20"/>
-              </w:rPr>
               <w:tab/>
             </w:r>
             <w:r>
               <w:rPr>
                 <w:rFonts w:ascii="Avenir Next" w:hAnsi="Avenir Next" w:cs="Avenir Next" w:eastAsia="Avenir Next"/>
                 <w:color w:val="1A1A1A"/>
-                <w:sz w:val="20"/>
+                <w:sz w:val="22"/>
                 <w:szCs w:val="20"/>
               </w:rPr>
               <w:t xml:space="preserve">A bar of height 6 over 40–49 means —</w:t>
@@ -3081,25 +3082,25 @@
                       <w:rFonts w:ascii="Avenir Next" w:hAnsi="Avenir Next" w:cs="Avenir Next" w:eastAsia="Avenir Next"/>
                       <w:b/>
                       <w:color w:val="003A70"/>
+                      <w:sz w:val="22"/>
+                      <w:szCs w:val="19"/>
+                    </w:rPr>
+                    <w:t xml:space="preserve">A</w:t>
+                  </w:r>
+                  <w:r>
+                    <w:rPr>
+                      <w:rFonts w:ascii="Avenir Next" w:hAnsi="Avenir Next" w:cs="Avenir Next" w:eastAsia="Avenir Next"/>
+                      <w:color w:val="1A1A1A"/>
                       <w:sz w:val="19"/>
                       <w:szCs w:val="19"/>
                     </w:rPr>
-                    <w:t xml:space="preserve">A</w:t>
-                  </w:r>
-                  <w:r>
-                    <w:rPr>
-                      <w:rFonts w:ascii="Avenir Next" w:hAnsi="Avenir Next" w:cs="Avenir Next" w:eastAsia="Avenir Next"/>
-                      <w:color w:val="1A1A1A"/>
-                      <w:sz w:val="19"/>
-                      <w:szCs w:val="19"/>
-                    </w:rPr>
                     <w:tab/>
                   </w:r>
                   <w:r>
                     <w:rPr>
                       <w:rFonts w:ascii="Avenir Next" w:hAnsi="Avenir Next" w:cs="Avenir Next" w:eastAsia="Avenir Next"/>
                       <w:color w:val="1A1A1A"/>
-                      <w:sz w:val="19"/>
+                      <w:sz w:val="22"/>
                       <w:szCs w:val="19"/>
                     </w:rPr>
                     <w:t xml:space="preserve">one value is 46</w:t>
@@ -3124,25 +3125,25 @@
                       <w:rFonts w:ascii="Avenir Next" w:hAnsi="Avenir Next" w:cs="Avenir Next" w:eastAsia="Avenir Next"/>
                       <w:b/>
                       <w:color w:val="003A70"/>
+                      <w:sz w:val="22"/>
+                      <w:szCs w:val="19"/>
+                    </w:rPr>
+                    <w:t xml:space="preserve">B</w:t>
+                  </w:r>
+                  <w:r>
+                    <w:rPr>
+                      <w:rFonts w:ascii="Avenir Next" w:hAnsi="Avenir Next" w:cs="Avenir Next" w:eastAsia="Avenir Next"/>
+                      <w:color w:val="1A1A1A"/>
                       <w:sz w:val="19"/>
                       <w:szCs w:val="19"/>
                     </w:rPr>
-                    <w:t xml:space="preserve">B</w:t>
-                  </w:r>
-                  <w:r>
-                    <w:rPr>
-                      <w:rFonts w:ascii="Avenir Next" w:hAnsi="Avenir Next" w:cs="Avenir Next" w:eastAsia="Avenir Next"/>
-                      <w:color w:val="1A1A1A"/>
-                      <w:sz w:val="19"/>
-                      <w:szCs w:val="19"/>
-                    </w:rPr>
                     <w:tab/>
                   </w:r>
                   <w:r>
                     <w:rPr>
                       <w:rFonts w:ascii="Avenir Next" w:hAnsi="Avenir Next" w:cs="Avenir Next" w:eastAsia="Avenir Next"/>
                       <w:color w:val="1A1A1A"/>
-                      <w:sz w:val="19"/>
+                      <w:sz w:val="22"/>
                       <w:szCs w:val="19"/>
                     </w:rPr>
                     <w:t xml:space="preserve">6 values are from 40 to 49</w:t>
@@ -3172,25 +3173,25 @@
                       <w:rFonts w:ascii="Avenir Next" w:hAnsi="Avenir Next" w:cs="Avenir Next" w:eastAsia="Avenir Next"/>
                       <w:b/>
                       <w:color w:val="003A70"/>
+                      <w:sz w:val="22"/>
+                      <w:szCs w:val="19"/>
+                    </w:rPr>
+                    <w:t xml:space="preserve">C</w:t>
+                  </w:r>
+                  <w:r>
+                    <w:rPr>
+                      <w:rFonts w:ascii="Avenir Next" w:hAnsi="Avenir Next" w:cs="Avenir Next" w:eastAsia="Avenir Next"/>
+                      <w:color w:val="1A1A1A"/>
                       <w:sz w:val="19"/>
                       <w:szCs w:val="19"/>
                     </w:rPr>
-                    <w:t xml:space="preserve">C</w:t>
-                  </w:r>
-                  <w:r>
-                    <w:rPr>
-                      <w:rFonts w:ascii="Avenir Next" w:hAnsi="Avenir Next" w:cs="Avenir Next" w:eastAsia="Avenir Next"/>
-                      <w:color w:val="1A1A1A"/>
-                      <w:sz w:val="19"/>
-                      <w:szCs w:val="19"/>
-                    </w:rPr>
                     <w:tab/>
                   </w:r>
                   <w:r>
                     <w:rPr>
                       <w:rFonts w:ascii="Avenir Next" w:hAnsi="Avenir Next" w:cs="Avenir Next" w:eastAsia="Avenir Next"/>
                       <w:color w:val="1A1A1A"/>
-                      <w:sz w:val="19"/>
+                      <w:sz w:val="22"/>
                       <w:szCs w:val="19"/>
                     </w:rPr>
                     <w:t xml:space="preserve">the value 40 appears 6 times</w:t>
@@ -3215,25 +3216,25 @@
                       <w:rFonts w:ascii="Avenir Next" w:hAnsi="Avenir Next" w:cs="Avenir Next" w:eastAsia="Avenir Next"/>
                       <w:b/>
                       <w:color w:val="003A70"/>
+                      <w:sz w:val="22"/>
+                      <w:szCs w:val="19"/>
+                    </w:rPr>
+                    <w:t xml:space="preserve">D</w:t>
+                  </w:r>
+                  <w:r>
+                    <w:rPr>
+                      <w:rFonts w:ascii="Avenir Next" w:hAnsi="Avenir Next" w:cs="Avenir Next" w:eastAsia="Avenir Next"/>
+                      <w:color w:val="1A1A1A"/>
                       <w:sz w:val="19"/>
                       <w:szCs w:val="19"/>
                     </w:rPr>
-                    <w:t xml:space="preserve">D</w:t>
-                  </w:r>
-                  <w:r>
-                    <w:rPr>
-                      <w:rFonts w:ascii="Avenir Next" w:hAnsi="Avenir Next" w:cs="Avenir Next" w:eastAsia="Avenir Next"/>
-                      <w:color w:val="1A1A1A"/>
-                      <w:sz w:val="19"/>
-                      <w:szCs w:val="19"/>
-                    </w:rPr>
                     <w:tab/>
                   </w:r>
                   <w:r>
                     <w:rPr>
                       <w:rFonts w:ascii="Avenir Next" w:hAnsi="Avenir Next" w:cs="Avenir Next" w:eastAsia="Avenir Next"/>
                       <w:color w:val="1A1A1A"/>
-                      <w:sz w:val="19"/>
+                      <w:sz w:val="22"/>
                       <w:szCs w:val="19"/>
                     </w:rPr>
                     <w:t xml:space="preserve">the peak is 6</w:t>
@@ -3283,7 +3284,7 @@
         <w:rPr>
           <w:rFonts w:ascii="Avenir Next" w:hAnsi="Avenir Next" w:cs="Avenir Next" w:eastAsia="Avenir Next"/>
           <w:color w:val="1A1A1A"/>
-          <w:sz w:val="17"/>
+          <w:sz w:val="22"/>
           <w:szCs w:val="17"/>
         </w:rPr>
         <w:t xml:space="preserve">  I got it</w:t>
@@ -3301,7 +3302,7 @@
         <w:rPr>
           <w:rFonts w:ascii="Avenir Next" w:hAnsi="Avenir Next" w:cs="Avenir Next" w:eastAsia="Avenir Next"/>
           <w:color w:val="1A1A1A"/>
-          <w:sz w:val="17"/>
+          <w:sz w:val="22"/>
           <w:szCs w:val="17"/>
         </w:rPr>
         <w:t xml:space="preserve">  Almost</w:t>
@@ -3319,7 +3320,7 @@
         <w:rPr>
           <w:rFonts w:ascii="Avenir Next" w:hAnsi="Avenir Next" w:cs="Avenir Next" w:eastAsia="Avenir Next"/>
           <w:color w:val="1A1A1A"/>
-          <w:sz w:val="17"/>
+          <w:sz w:val="22"/>
           <w:szCs w:val="17"/>
         </w:rPr>
         <w:t xml:space="preserve">  I need help</w:t>
@@ -3413,7 +3414,106 @@
               <w:sz w:val="15"/>
               <w:szCs w:val="15"/>
             </w:rPr>
-            <w:t xml:space="preserve">Lesson 2-2  ·  Exit Tickets  ·  two per page</w:t>
+            <w:t xml:space="preserve">2-2 · Page </w:t>
+          </w:r>
+          <w:r>
+            <w:rPr>
+              <w:rFonts w:ascii="Avenir Next" w:hAnsi="Avenir Next" w:cs="Avenir Next" w:eastAsia="Avenir Next"/>
+              <w:color w:val="5A5F66"/>
+              <w:sz w:val="15"/>
+              <w:szCs w:val="15"/>
+            </w:rPr>
+            <w:fldChar w:fldCharType="begin"/>
+          </w:r>
+          <w:r>
+            <w:rPr>
+              <w:rFonts w:ascii="Avenir Next" w:hAnsi="Avenir Next" w:cs="Avenir Next" w:eastAsia="Avenir Next"/>
+              <w:color w:val="5A5F66"/>
+              <w:sz w:val="15"/>
+              <w:szCs w:val="15"/>
+            </w:rPr>
+            <w:instrText xml:space="preserve"> PAGE </w:instrText>
+          </w:r>
+          <w:r>
+            <w:rPr>
+              <w:rFonts w:ascii="Avenir Next" w:hAnsi="Avenir Next" w:cs="Avenir Next" w:eastAsia="Avenir Next"/>
+              <w:color w:val="5A5F66"/>
+              <w:sz w:val="15"/>
+              <w:szCs w:val="15"/>
+            </w:rPr>
+            <w:fldChar w:fldCharType="separate"/>
+          </w:r>
+          <w:r>
+            <w:rPr>
+              <w:rFonts w:ascii="Avenir Next" w:hAnsi="Avenir Next" w:cs="Avenir Next" w:eastAsia="Avenir Next"/>
+              <w:color w:val="5A5F66"/>
+              <w:sz w:val="15"/>
+              <w:szCs w:val="15"/>
+            </w:rPr>
+            <w:t xml:space="preserve">1</w:t>
+          </w:r>
+          <w:r>
+            <w:rPr>
+              <w:rFonts w:ascii="Avenir Next" w:hAnsi="Avenir Next" w:cs="Avenir Next" w:eastAsia="Avenir Next"/>
+              <w:color w:val="5A5F66"/>
+              <w:sz w:val="15"/>
+              <w:szCs w:val="15"/>
+            </w:rPr>
+            <w:fldChar w:fldCharType="end"/>
+          </w:r>
+          <w:r>
+            <w:rPr>
+              <w:rFonts w:ascii="Avenir Next" w:hAnsi="Avenir Next" w:cs="Avenir Next" w:eastAsia="Avenir Next"/>
+              <w:color w:val="5A5F66"/>
+              <w:sz w:val="15"/>
+              <w:szCs w:val="15"/>
+            </w:rPr>
+            <w:t xml:space="preserve"> of </w:t>
+          </w:r>
+          <w:r>
+            <w:rPr>
+              <w:rFonts w:ascii="Avenir Next" w:hAnsi="Avenir Next" w:cs="Avenir Next" w:eastAsia="Avenir Next"/>
+              <w:color w:val="5A5F66"/>
+              <w:sz w:val="15"/>
+              <w:szCs w:val="15"/>
+            </w:rPr>
+            <w:fldChar w:fldCharType="begin"/>
+          </w:r>
+          <w:r>
+            <w:rPr>
+              <w:rFonts w:ascii="Avenir Next" w:hAnsi="Avenir Next" w:cs="Avenir Next" w:eastAsia="Avenir Next"/>
+              <w:color w:val="5A5F66"/>
+              <w:sz w:val="15"/>
+              <w:szCs w:val="15"/>
+            </w:rPr>
+            <w:instrText xml:space="preserve"> NUMPAGES </w:instrText>
+          </w:r>
+          <w:r>
+            <w:rPr>
+              <w:rFonts w:ascii="Avenir Next" w:hAnsi="Avenir Next" w:cs="Avenir Next" w:eastAsia="Avenir Next"/>
+              <w:color w:val="5A5F66"/>
+              <w:sz w:val="15"/>
+              <w:szCs w:val="15"/>
+            </w:rPr>
+            <w:fldChar w:fldCharType="separate"/>
+          </w:r>
+          <w:r>
+            <w:rPr>
+              <w:rFonts w:ascii="Avenir Next" w:hAnsi="Avenir Next" w:cs="Avenir Next" w:eastAsia="Avenir Next"/>
+              <w:color w:val="5A5F66"/>
+              <w:sz w:val="15"/>
+              <w:szCs w:val="15"/>
+            </w:rPr>
+            <w:t xml:space="preserve">1</w:t>
+          </w:r>
+          <w:r>
+            <w:rPr>
+              <w:rFonts w:ascii="Avenir Next" w:hAnsi="Avenir Next" w:cs="Avenir Next" w:eastAsia="Avenir Next"/>
+              <w:color w:val="5A5F66"/>
+              <w:sz w:val="15"/>
+              <w:szCs w:val="15"/>
+            </w:rPr>
+            <w:fldChar w:fldCharType="end"/>
           </w:r>
         </w:p>
       </w:tc>
@@ -3456,5 +3556,23 @@
       </w:tblCellMar>
     </w:tblPr>
   </w:style>
+  <w:style w:type="paragraph" w:styleId="Heading1">
+    <w:name w:val="heading 1"/>
+    <w:basedOn w:val="Normal"/>
+    <w:pPr>
+      <w:outlineLvl w:val="0"/>
+      <w:keepNext w:val="0"/>
+      <w:keepLines w:val="0"/>
+    </w:pPr>
+  </w:style>
+  <w:style w:type="paragraph" w:styleId="Heading2">
+    <w:name w:val="heading 2"/>
+    <w:basedOn w:val="Normal"/>
+    <w:pPr>
+      <w:outlineLvl w:val="1"/>
+      <w:keepNext w:val="0"/>
+      <w:keepLines w:val="0"/>
+    </w:pPr>
+  </w:style>
 </w:styles>
 </file>